--- a/Someshwar_Sarkar_Java_Developer.docx
+++ b/Someshwar_Sarkar_Java_Developer.docx
@@ -62,31 +62,7 @@
         <w:t>Address:</w:t>
       </w:r>
       <w:r>
-        <w:t xml:space="preserve"> 36/7/2 </w:t>
-      </w:r>
-      <w:proofErr w:type="spellStart"/>
-      <w:r>
-        <w:t>Puratan</w:t>
-      </w:r>
-      <w:proofErr w:type="spellEnd"/>
-      <w:r>
-        <w:t xml:space="preserve"> Kuthi Road, PO </w:t>
-      </w:r>
-      <w:proofErr w:type="spellStart"/>
-      <w:r>
-        <w:t>Cossimbazar</w:t>
-      </w:r>
-      <w:proofErr w:type="spellEnd"/>
-      <w:r>
-        <w:t xml:space="preserve">, </w:t>
-      </w:r>
-      <w:proofErr w:type="spellStart"/>
-      <w:r>
-        <w:t>Berhampore</w:t>
-      </w:r>
-      <w:proofErr w:type="spellEnd"/>
-      <w:r>
-        <w:t>, Murshidabad, West Bengal 742102</w:t>
+        <w:t xml:space="preserve"> 36/7/2 Puratan Kuthi Road, PO Cossimbazar, Berhampore, Murshidabad, West Bengal 742102</w:t>
       </w:r>
     </w:p>
     <w:p>
@@ -102,7 +78,6 @@
         <w:rPr>
           <w:b/>
         </w:rPr>
-        <w:br/>
         <w:t>Professional Summary</w:t>
       </w:r>
     </w:p>
@@ -139,7 +114,6 @@
         <w:rPr>
           <w:b/>
         </w:rPr>
-        <w:br/>
         <w:t>Technical Skills</w:t>
       </w:r>
     </w:p>
@@ -228,6 +202,28 @@
       <w:r>
         <w:t xml:space="preserve"> Git, GitHub</w:t>
       </w:r>
+    </w:p>
+    <w:p>
+      <w:pPr>
+        <w:pStyle w:val="NoSpacing"/>
+      </w:pPr>
+      <w:r>
+        <w:rPr>
+          <w:b/>
+          <w:bCs/>
+        </w:rPr>
+        <w:t>Deployment:</w:t>
+      </w:r>
+      <w:r>
+        <w:rPr>
+          <w:b/>
+          <w:bCs/>
+        </w:rPr>
+        <w:t xml:space="preserve"> </w:t>
+      </w:r>
+      <w:r>
+        <w:t>Azure Devops</w:t>
+      </w:r>
       <w:r>
         <w:br/>
       </w:r>
@@ -239,23 +235,7 @@
         <w:t>Tools:</w:t>
       </w:r>
       <w:r>
-        <w:t xml:space="preserve"> Postman, Spring Tool Suite, IntelliJ, VS Code, </w:t>
-      </w:r>
-      <w:proofErr w:type="spellStart"/>
-      <w:r>
-        <w:t>DBeaver</w:t>
-      </w:r>
-      <w:proofErr w:type="spellEnd"/>
-      <w:r>
-        <w:t xml:space="preserve">, GitHub Desktop, </w:t>
-      </w:r>
-      <w:proofErr w:type="spellStart"/>
-      <w:r>
-        <w:t>Cronacle</w:t>
-      </w:r>
-      <w:proofErr w:type="spellEnd"/>
-      <w:r>
-        <w:t xml:space="preserve"> Redwood, BMC Remedy</w:t>
+        <w:t xml:space="preserve"> Postman, Spring Tool Suite, IntelliJ, VS Code, DBeaver, GitHub Desktop, Cronacle Redwood, BMC Remedy</w:t>
       </w:r>
       <w:r>
         <w:br/>
@@ -297,7 +277,6 @@
         <w:rPr>
           <w:b/>
         </w:rPr>
-        <w:br/>
         <w:t>Professional Experience</w:t>
       </w:r>
     </w:p>
@@ -329,6 +308,76 @@
           <w:bCs/>
           <w:i/>
           <w:iCs/>
+        </w:rPr>
+      </w:pPr>
+    </w:p>
+    <w:p>
+      <w:pPr>
+        <w:pStyle w:val="NoSpacing"/>
+        <w:rPr>
+          <w:b/>
+          <w:bCs/>
+        </w:rPr>
+      </w:pPr>
+      <w:r>
+        <w:rPr>
+          <w:b/>
+          <w:bCs/>
+        </w:rPr>
+        <w:t>Uniper Energy</w:t>
+      </w:r>
+      <w:r>
+        <w:rPr>
+          <w:b/>
+          <w:bCs/>
+        </w:rPr>
+        <w:t>:</w:t>
+      </w:r>
+    </w:p>
+    <w:p>
+      <w:pPr>
+        <w:pStyle w:val="NoSpacing"/>
+        <w:rPr>
+          <w:lang w:val="en-IN"/>
+        </w:rPr>
+      </w:pPr>
+      <w:r>
+        <w:rPr>
+          <w:b/>
+          <w:bCs/>
+        </w:rPr>
+        <w:t xml:space="preserve">- </w:t>
+      </w:r>
+      <w:r>
+        <w:rPr>
+          <w:lang w:val="en-IN"/>
+        </w:rPr>
+        <w:t xml:space="preserve">Worked on vulnerability remediation for a Java 8–based shared library used by multiple upstream and downstream applications. Identified and resolved issues by upgrading vulnerable dependencies and applying secure coding practices while ensuring backward compatibility. Managed builds and deployments through </w:t>
+      </w:r>
+      <w:r>
+        <w:rPr>
+          <w:b/>
+          <w:bCs/>
+          <w:lang w:val="en-IN"/>
+        </w:rPr>
+        <w:t>Azure DevOps</w:t>
+      </w:r>
+      <w:r>
+        <w:rPr>
+          <w:lang w:val="en-IN"/>
+        </w:rPr>
+        <w:t xml:space="preserve"> CI/CD pipelines and collaborated with dependent application teams to validate changes and ensure smooth, impact-free releases</w:t>
+      </w:r>
+      <w:r>
+        <w:t>.</w:t>
+      </w:r>
+    </w:p>
+    <w:p>
+      <w:pPr>
+        <w:pStyle w:val="NoSpacing"/>
+        <w:rPr>
+          <w:b/>
+          <w:bCs/>
         </w:rPr>
       </w:pPr>
     </w:p>
@@ -448,7 +497,7 @@
           <w:b/>
           <w:bCs/>
         </w:rPr>
-        <w:t>SOAP</w:t>
+        <w:t>REST</w:t>
       </w:r>
       <w:r>
         <w:rPr>
@@ -460,21 +509,6 @@
       <w:r>
         <w:t xml:space="preserve"> to enable inter-service communication.</w:t>
       </w:r>
-      <w:r>
-        <w:br/>
-        <w:t>- Participated in code reviews and ensured adherence to clean code principles.</w:t>
-      </w:r>
-      <w:r>
-        <w:br/>
-        <w:t>- Collaborated in Agile teams to ensure timely delivery of software solutions.</w:t>
-      </w:r>
-      <w:r>
-        <w:br/>
-        <w:t>- Mentored junior developers and supported troubleshooting</w:t>
-      </w:r>
-      <w:r>
-        <w:t xml:space="preserve"> and debugging.</w:t>
-      </w:r>
     </w:p>
     <w:p>
       <w:pPr>
@@ -493,14 +527,6 @@
         <w:pBdr>
           <w:bottom w:val="single" w:sz="6" w:space="1" w:color="auto"/>
         </w:pBdr>
-        <w:rPr>
-          <w:b/>
-        </w:rPr>
-      </w:pPr>
-    </w:p>
-    <w:p>
-      <w:pPr>
-        <w:pStyle w:val="NoSpacing"/>
         <w:rPr>
           <w:b/>
         </w:rPr>
@@ -536,7 +562,6 @@
         <w:t>Secondary (10th) | WBBSE | 2015 | 75.85%</w:t>
       </w:r>
     </w:p>
-    <w:p/>
     <w:sectPr>
       <w:pgSz w:w="12240" w:h="15840"/>
       <w:pgMar w:top="720" w:right="720" w:bottom="720" w:left="720" w:header="720" w:footer="720" w:gutter="0"/>
@@ -1815,7 +1840,6 @@
   <w:style w:type="character" w:default="1" w:styleId="DefaultParagraphFont">
     <w:name w:val="Default Paragraph Font"/>
     <w:uiPriority w:val="1"/>
-    <w:semiHidden/>
     <w:unhideWhenUsed/>
   </w:style>
   <w:style w:type="table" w:default="1" w:styleId="TableNormal">
@@ -12591,6 +12615,19 @@
         <w:shd w:val="clear" w:color="auto" w:fill="FBCAA2" w:themeFill="accent6" w:themeFillTint="7F"/>
       </w:tcPr>
     </w:tblStylePr>
+  </w:style>
+  <w:style w:type="paragraph" w:styleId="NormalWeb">
+    <w:name w:val="Normal (Web)"/>
+    <w:basedOn w:val="Normal"/>
+    <w:uiPriority w:val="99"/>
+    <w:semiHidden/>
+    <w:unhideWhenUsed/>
+    <w:rsid w:val="004E778E"/>
+    <w:rPr>
+      <w:rFonts w:ascii="Times New Roman" w:hAnsi="Times New Roman" w:cs="Times New Roman"/>
+      <w:sz w:val="24"/>
+      <w:szCs w:val="24"/>
+    </w:rPr>
   </w:style>
 </w:styles>
 </file>

--- a/Someshwar_Sarkar_Java_Developer.docx
+++ b/Someshwar_Sarkar_Java_Developer.docx
@@ -8,6 +8,18 @@
       </w:pPr>
       <w:r>
         <w:t>Someshwar Sarkar</w:t>
+      </w:r>
+      <w:r>
+        <w:t xml:space="preserve"> – LWD: 7</w:t>
+      </w:r>
+      <w:r>
+        <w:rPr>
+          <w:vertAlign w:val="superscript"/>
+        </w:rPr>
+        <w:t>th</w:t>
+      </w:r>
+      <w:r>
+        <w:t xml:space="preserve"> April, 2026</w:t>
       </w:r>
     </w:p>
     <w:p>
@@ -92,6 +104,9 @@
         <w:t>4</w:t>
       </w:r>
       <w:r>
+        <w:t>.2</w:t>
+      </w:r>
+      <w:r>
         <w:t xml:space="preserve"> years of experience in building and maintaining scalable microservices-based applications using Java, Spring Boot, Hibernate, and JPA. Proficient in developing </w:t>
       </w:r>
       <w:r>
@@ -139,10 +154,33 @@
           <w:b/>
           <w:bCs/>
         </w:rPr>
-        <w:t>Frameworks:</w:t>
+        <w:t>Frameworks</w:t>
       </w:r>
       <w:r>
-        <w:t xml:space="preserve"> Spring Boot, Spring MVC, Hibernate, JPA</w:t>
+        <w:rPr>
+          <w:b/>
+          <w:bCs/>
+        </w:rPr>
+        <w:t>/Technologies</w:t>
+      </w:r>
+      <w:r>
+        <w:rPr>
+          <w:b/>
+          <w:bCs/>
+        </w:rPr>
+        <w:t>:</w:t>
+      </w:r>
+      <w:r>
+        <w:t xml:space="preserve"> Spring Boot, Spring MVC,</w:t>
+      </w:r>
+      <w:r>
+        <w:t xml:space="preserve"> Spring Security,</w:t>
+      </w:r>
+      <w:r>
+        <w:t xml:space="preserve"> Hibernate, JPA</w:t>
+      </w:r>
+      <w:r>
+        <w:t>, Junit, Docker</w:t>
       </w:r>
       <w:r>
         <w:br/>
@@ -161,7 +199,7 @@
         <w:t xml:space="preserve">SOAP APIs, </w:t>
       </w:r>
       <w:r>
-        <w:t>RESTful APIs</w:t>
+        <w:t>REST APIs</w:t>
       </w:r>
       <w:r>
         <w:br/>
@@ -324,14 +362,7 @@
           <w:b/>
           <w:bCs/>
         </w:rPr>
-        <w:t>Uniper Energy</w:t>
-      </w:r>
-      <w:r>
-        <w:rPr>
-          <w:b/>
-          <w:bCs/>
-        </w:rPr>
-        <w:t>:</w:t>
+        <w:t>Uniper Energy:</w:t>
       </w:r>
     </w:p>
     <w:p>
@@ -444,12 +475,6 @@
     <w:p>
       <w:pPr>
         <w:pStyle w:val="NoSpacing"/>
-        <w:rPr>
-          <w:b/>
-          <w:bCs/>
-          <w:i/>
-          <w:iCs/>
-        </w:rPr>
       </w:pPr>
       <w:r>
         <w:rPr>
@@ -486,11 +511,7 @@
         <w:t>Java, Spring Boot, Hibernate, and JPA</w:t>
       </w:r>
       <w:r>
-        <w:t>.</w:t>
-      </w:r>
-      <w:r>
-        <w:br/>
-        <w:t xml:space="preserve">- Designed and integrated </w:t>
+        <w:t xml:space="preserve">. Designed and integrated </w:t>
       </w:r>
       <w:r>
         <w:rPr>
@@ -509,13 +530,8 @@
       <w:r>
         <w:t xml:space="preserve"> to enable inter-service communication.</w:t>
       </w:r>
-    </w:p>
-    <w:p>
-      <w:pPr>
-        <w:pStyle w:val="NoSpacing"/>
-      </w:pPr>
       <w:r>
-        <w:t xml:space="preserve">- </w:t>
+        <w:t xml:space="preserve"> </w:t>
       </w:r>
       <w:r>
         <w:t>Developed Oracle PL/SQL procedures, functions, and packages.</w:t>
@@ -1840,6 +1856,7 @@
   <w:style w:type="character" w:default="1" w:styleId="DefaultParagraphFont">
     <w:name w:val="Default Paragraph Font"/>
     <w:uiPriority w:val="1"/>
+    <w:semiHidden/>
     <w:unhideWhenUsed/>
   </w:style>
   <w:style w:type="table" w:default="1" w:styleId="TableNormal">
